--- a/docs/literature/Literature_review_Statistical_Physics_2020-2026.docx
+++ b/docs/literature/Literature_review_Statistical_Physics_2020-2026.docx
@@ -6907,7 +6907,7 @@
             <w:vAlign w:val="top"/>
           </w:tcPr>
           <w:p>
-            <w:hyperlink w:history="1" r:id="rIdevz5mvtnkewt1dxro66ms">
+            <w:hyperlink w:history="1" r:id="rIdw4xtezengmapx2rbzigm0">
               <w:r>
                 <w:rPr>
                   <w:color w:val="1D4ED8"/>
@@ -7186,7 +7186,7 @@
         </m:r>
       </m:oMath>
       <w:r>
-        <w:t xml:space="preserve">, from a number of data that is polynomial in the system size for fixed </w:t>
+        <w:t xml:space="preserve">, with an amount of data that is polynomial in the system size for fixed </w:t>
       </w:r>
       <m:oMath>
         <m:r>
@@ -8216,7 +8216,7 @@
             <w:vAlign w:val="top"/>
           </w:tcPr>
           <w:p>
-            <w:hyperlink w:history="1" r:id="rId7wbcxzxg60h0efb_cevwf">
+            <w:hyperlink w:history="1" r:id="rIdpq1xk_di_w37_0itwdfo8">
               <w:r>
                 <w:rPr>
                   <w:color w:val="1D4ED8"/>
@@ -9318,7 +9318,7 @@
             <w:vAlign w:val="top"/>
           </w:tcPr>
           <w:p>
-            <w:hyperlink w:history="1" r:id="rIdtnqyw9vzucb-cwjmnicwm">
+            <w:hyperlink w:history="1" r:id="rIdo1vlb_xlg6nvhsgoj3dcx">
               <w:r>
                 <w:rPr>
                   <w:color w:val="1D4ED8"/>
@@ -10687,7 +10687,7 @@
             <w:vAlign w:val="top"/>
           </w:tcPr>
           <w:p>
-            <w:hyperlink w:history="1" r:id="rId3gfyj5e5o8vxdij1lbxvz">
+            <w:hyperlink w:history="1" r:id="rIdmyiobrw9qtlskbdparhsj">
               <w:r>
                 <w:rPr>
                   <w:color w:val="1D4ED8"/>
@@ -11820,7 +11820,7 @@
             <w:vAlign w:val="top"/>
           </w:tcPr>
           <w:p>
-            <w:hyperlink w:history="1" r:id="rId7prfpwd_ctdaxuecexhit">
+            <w:hyperlink w:history="1" r:id="rId3nk7yran9x7rtc0trizmn">
               <w:r>
                 <w:rPr>
                   <w:color w:val="1D4ED8"/>
@@ -13218,7 +13218,7 @@
             <w:vAlign w:val="top"/>
           </w:tcPr>
           <w:p>
-            <w:hyperlink w:history="1" r:id="rIdmxbyzfdizmktdlj2s3ucy">
+            <w:hyperlink w:history="1" r:id="rIdulof_st_9qoa_thhjv3se">
               <w:r>
                 <w:rPr>
                   <w:color w:val="1D4ED8"/>
@@ -14057,7 +14057,7 @@
             <w:vAlign w:val="top"/>
           </w:tcPr>
           <w:p>
-            <w:hyperlink w:history="1" r:id="rIdbjrgxnxe29hrvujh_kni9">
+            <w:hyperlink w:history="1" r:id="rId0-xstkbmtqris_qbufdjc">
               <w:r>
                 <w:rPr>
                   <w:color w:val="1D4ED8"/>
@@ -14822,7 +14822,7 @@
             <w:vAlign w:val="top"/>
           </w:tcPr>
           <w:p>
-            <w:hyperlink w:history="1" r:id="rIdprxax7tpzn-8f2i7wjxi1">
+            <w:hyperlink w:history="1" r:id="rIdoxw2rlsa-r5xib0ftwchb">
               <w:r>
                 <w:rPr>
                   <w:color w:val="1D4ED8"/>
@@ -16251,7 +16251,7 @@
             <w:vAlign w:val="top"/>
           </w:tcPr>
           <w:p>
-            <w:hyperlink w:history="1" r:id="rId7_soc_79opvjd-vydvxrt">
+            <w:hyperlink w:history="1" r:id="rIdypfqtfcesijmvfiar7z4v">
               <w:r>
                 <w:rPr>
                   <w:color w:val="1D4ED8"/>
@@ -17365,7 +17365,7 @@
             <w:vAlign w:val="top"/>
           </w:tcPr>
           <w:p>
-            <w:hyperlink w:history="1" r:id="rIdy2r8y94a7opkjfnnp6iyp">
+            <w:hyperlink w:history="1" r:id="rIdajn9t2nnoimfzcm5ompxn">
               <w:r>
                 <w:rPr>
                   <w:color w:val="1D4ED8"/>
@@ -18437,7 +18437,7 @@
             <w:vAlign w:val="top"/>
           </w:tcPr>
           <w:p>
-            <w:hyperlink w:history="1" r:id="rId4-9o_r3zw_fuxpfcpb1mi">
+            <w:hyperlink w:history="1" r:id="rIdfgkgdi4qrsf3u-mlfj7fe">
               <w:r>
                 <w:rPr>
                   <w:color w:val="1D4ED8"/>
@@ -19495,7 +19495,7 @@
             <w:vAlign w:val="top"/>
           </w:tcPr>
           <w:p>
-            <w:hyperlink w:history="1" r:id="rIdxbuebscs7ybfiev8camep">
+            <w:hyperlink w:history="1" r:id="rId-xflrh1fifx0xyrqhoeqq">
               <w:r>
                 <w:rPr>
                   <w:color w:val="1D4ED8"/>
@@ -20373,7 +20373,7 @@
           <w:sz w:val="19"/>
           <w:szCs w:val="19"/>
         </w:rPr>
-        <w:t xml:space="preserve"> the branching number of Lyons.</w:t>
+        <w:t xml:space="preserve"> the Lyons branching number.</w:t>
       </w:r>
     </w:p>
     <w:p>
@@ -20614,7 +20614,7 @@
             <w:vAlign w:val="top"/>
           </w:tcPr>
           <w:p>
-            <w:hyperlink w:history="1" r:id="rIdf4ym2ik66xxwvz7aqmih8">
+            <w:hyperlink w:history="1" r:id="rIdzlmtz159boyz2nsq-rcgc">
               <w:r>
                 <w:rPr>
                   <w:color w:val="1D4ED8"/>
@@ -20848,7 +20848,7 @@
         </m:sSup>
       </m:oMath>
       <w:r>
-        <w:t xml:space="preserve">, the question is whether a near-ground state can be found in polynomial time. The algorithm is an incremental approximate message passing (IAMP) scheme, built on the algorithm of Montanari for the SK model; each iteration costs about one gradient evaluation. The algorithm provably reaches the energy </w:t>
+        <w:t xml:space="preserve">, the question is whether a near-ground state can be found in polynomial time. The algorithm is an incremental approximate message passing (IAMP) scheme, built on Montanari's algorithm for the SK model; each iteration costs about one gradient evaluation. The algorithm provably reaches the energy </w:t>
       </w:r>
       <m:oMath>
         <m:r>
@@ -22175,7 +22175,7 @@
             <w:vAlign w:val="top"/>
           </w:tcPr>
           <w:p>
-            <w:hyperlink w:history="1" r:id="rIdi48bzl73vfv7ajxjgezjn">
+            <w:hyperlink w:history="1" r:id="rIdlcq40zuyigxnvxxqpgyno">
               <w:r>
                 <w:rPr>
                   <w:color w:val="1D4ED8"/>
@@ -23275,7 +23275,7 @@
             <w:vAlign w:val="top"/>
           </w:tcPr>
           <w:p>
-            <w:hyperlink w:history="1" r:id="rIdb2pfz3rzdkcwcvhrnh2zs">
+            <w:hyperlink w:history="1" r:id="rIdphcizd008s8dx1hpcscat">
               <w:r>
                 <w:rPr>
                   <w:color w:val="1D4ED8"/>
@@ -23474,7 +23474,7 @@
         </m:r>
       </m:oMath>
       <w:r>
-        <w:t xml:space="preserve">, the influences are bounded through the self-avoiding walk tree of Weitz, and this gives spectral independence for every </w:t>
+        <w:t xml:space="preserve">, the influences are bounded through Weitz's self-avoiding walk tree, and this gives spectral independence for every </w:t>
       </w:r>
       <m:oMath>
         <m:r>
@@ -24373,7 +24373,7 @@
             <w:vAlign w:val="top"/>
           </w:tcPr>
           <w:p>
-            <w:hyperlink w:history="1" r:id="rIdtxjmvasuci7f-dgvaffry">
+            <w:hyperlink w:history="1" r:id="rIdzpcb_ynusjir1epfbrtmh">
               <w:r>
                 <w:rPr>
                   <w:color w:val="1D4ED8"/>
@@ -25596,7 +25596,7 @@
         <w:jc w:val="both"/>
       </w:pPr>
       <w:r>
-        <w:t xml:space="preserve">ETH Zürich is one of the world centers of critical probability. Vincent Tassion and his group proved the most general RSW theorem [E1] and the fractal properties of the critical phase of the random-cluster model [E4]; Nina Holden, at the Institute for Theoretical Studies, proved with Xin Sun the convergence of random triangulations to Liouville quantum gravity [E2]; and Afonso Bandeira connected the Franz–Parisi criterion with computational hardness [E3].</w:t>
+        <w:t xml:space="preserve">ETH Zürich is one of the world's centers of critical probability. Vincent Tassion and his group proved the most general RSW theorem [E1] and the fractal properties of the critical phase of the random-cluster model [E4]; Nina Holden, at the Institute for Theoretical Studies, proved with Xin Sun the convergence of random triangulations to Liouville quantum gravity [E2]; and Afonso Bandeira connected the Franz–Parisi criterion with computational hardness [E3].</w:t>
       </w:r>
     </w:p>
     <w:p>
@@ -25777,7 +25777,7 @@
             <w:vAlign w:val="top"/>
           </w:tcPr>
           <w:p>
-            <w:hyperlink w:history="1" r:id="rId-yri3vlzlh5gf-6jpcyuq">
+            <w:hyperlink w:history="1" r:id="rIdfsw9vucdpge3e_5tverxc">
               <w:r>
                 <w:rPr>
                   <w:color w:val="1D4ED8"/>
@@ -26681,7 +26681,7 @@
             <w:vAlign w:val="top"/>
           </w:tcPr>
           <w:p>
-            <w:hyperlink w:history="1" r:id="rId7xawv1n_rcfgm-jdtstte">
+            <w:hyperlink w:history="1" r:id="rIdgcmgh3lhrflzsw9fjpnst">
               <w:r>
                 <w:rPr>
                   <w:color w:val="1D4ED8"/>
@@ -28071,7 +28071,7 @@
             <w:vAlign w:val="top"/>
           </w:tcPr>
           <w:p>
-            <w:hyperlink w:history="1" r:id="rIddbwzghuuw1rhw-elxqhxp">
+            <w:hyperlink w:history="1" r:id="rIdlrtc2kwtztqgyyfqbg_dk">
               <w:r>
                 <w:rPr>
                   <w:color w:val="1D4ED8"/>
@@ -29330,7 +29330,7 @@
             <w:vAlign w:val="top"/>
           </w:tcPr>
           <w:p>
-            <w:hyperlink w:history="1" r:id="rIdipguo_wxgoy8v8imsebhw">
+            <w:hyperlink w:history="1" r:id="rIdmsf4ug2fu2w-2dudgguul">
               <w:r>
                 <w:rPr>
                   <w:color w:val="1D4ED8"/>
@@ -31929,7 +31929,7 @@
                 <w:sz w:val="17"/>
                 <w:szCs w:val="17"/>
               </w:rPr>
-              <w:t xml:space="preserve">Optimization of glasses</w:t>
+              <w:t xml:space="preserve">Spin-glass optimization</w:t>
             </w:r>
           </w:p>
         </w:tc>
@@ -32132,7 +32132,7 @@
                 <w:sz w:val="17"/>
                 <w:szCs w:val="17"/>
               </w:rPr>
-              <w:t xml:space="preserve">When does Glauber mix fast?</w:t>
+              <w:t xml:space="preserve">When does Glauber dynamics mix fast?</w:t>
             </w:r>
           </w:p>
         </w:tc>
@@ -32224,7 +32224,7 @@
                 <w:sz w:val="17"/>
                 <w:szCs w:val="17"/>
               </w:rPr>
-              <w:t xml:space="preserve">What is the loop worth at weak coupling?</w:t>
+              <w:t xml:space="preserve">What is the value of the loop at weak coupling?</w:t>
             </w:r>
           </w:p>
         </w:tc>
@@ -32453,7 +32453,7 @@
                 <w:sz w:val="17"/>
                 <w:szCs w:val="17"/>
               </w:rPr>
-              <w:t xml:space="preserve">Where do they converge?</w:t>
+              <w:t xml:space="preserve">What do they converge to?</w:t>
             </w:r>
           </w:p>
         </w:tc>
@@ -32723,7 +32723,7 @@
         <w:jc w:val="both"/>
       </w:pPr>
       <w:r>
-        <w:t xml:space="preserve">The strongest line of the period is the conversion of statistical-physics predictions into theorems and algorithms. The 1RSB threshold of </w:t>
+        <w:t xml:space="preserve">The strongest line of work in this period is the conversion of statistical-physics predictions into theorems and algorithms. The 1RSB threshold of </w:t>
       </w:r>
       <m:oMath>
         <m:r>
@@ -33095,7 +33095,7 @@
               </w:rPr>
               <w:t xml:space="preserve">, 613, 468–473. </w:t>
             </w:r>
-            <w:hyperlink w:history="1" r:id="rIdll0h6g0kmauokphfiryei">
+            <w:hyperlink w:history="1" r:id="rId3y2aoqi7ngk7t--l2u9gh">
               <w:r>
                 <w:rPr>
                   <w:color w:val="1D4ED8"/>
@@ -33192,7 +33192,7 @@
               </w:rPr>
               <w:t xml:space="preserve">, 25. </w:t>
             </w:r>
-            <w:hyperlink w:history="1" r:id="rIdtt4xx2pp5pyv9znpay5xz">
+            <w:hyperlink w:history="1" r:id="rIdldamuhkz8h-shmm2losam">
               <w:r>
                 <w:rPr>
                   <w:color w:val="1D4ED8"/>
@@ -33288,7 +33288,7 @@
               </w:rPr>
               <w:t xml:space="preserve">. </w:t>
             </w:r>
-            <w:hyperlink w:history="1" r:id="rId07lop689gqdpuicyjadom">
+            <w:hyperlink w:history="1" r:id="rIdv9mv39v84gknzbatjszgj">
               <w:r>
                 <w:rPr>
                   <w:color w:val="1D4ED8"/>
@@ -33385,7 +33385,7 @@
               </w:rPr>
               <w:t xml:space="preserve">, 11, 501–528. </w:t>
             </w:r>
-            <w:hyperlink w:history="1" r:id="rIdmvz8savjt3ozsp7h2-t34">
+            <w:hyperlink w:history="1" r:id="rIdwj3mmgmoojsagdmp7qds5">
               <w:r>
                 <w:rPr>
                   <w:color w:val="1D4ED8"/>
@@ -33481,7 +33481,7 @@
               </w:rPr>
               <w:t xml:space="preserve">, Special Section FOCS 2019. </w:t>
             </w:r>
-            <w:hyperlink w:history="1" r:id="rIdkjk3ph_3mj1gpzbgdoxkg">
+            <w:hyperlink w:history="1" r:id="rIdjwzzjdgcjrxnbcucb7ui6">
               <w:r>
                 <w:rPr>
                   <w:color w:val="1D4ED8"/>
@@ -33578,7 +33578,7 @@
               </w:rPr>
               <w:t xml:space="preserve">, 22(8), 2629–2672. </w:t>
             </w:r>
-            <w:hyperlink w:history="1" r:id="rIdkyojmyhtlx2rdvubluy6e">
+            <w:hyperlink w:history="1" r:id="rId2kqhn7gkd8rmptlfaeukv">
               <w:r>
                 <w:rPr>
                   <w:color w:val="1D4ED8"/>
@@ -39037,7 +39037,7 @@
         </w:rPr>
         <w:t xml:space="preserve"> </w:t>
       </w:r>
-      <w:hyperlink w:history="1" r:id="rIdufps6xqp8wg6r7dppjvag">
+      <w:hyperlink w:history="1" r:id="rIdg55ih8vxii_-ncfn-y0b7">
         <w:r>
           <w:rPr>
             <w:color w:val="1D4ED8"/>
@@ -39098,7 +39098,7 @@
         </w:rPr>
         <w:t xml:space="preserve"> </w:t>
       </w:r>
-      <w:hyperlink w:history="1" r:id="rIdciul-2xdsfoe-azzyuqsi">
+      <w:hyperlink w:history="1" r:id="rIdoqqz9wxmzfuozwdwv6rqt">
         <w:r>
           <w:rPr>
             <w:color w:val="1D4ED8"/>
@@ -39159,7 +39159,7 @@
         </w:rPr>
         <w:t xml:space="preserve"> </w:t>
       </w:r>
-      <w:hyperlink w:history="1" r:id="rId8hdgnveqbwojf5jn_kuue">
+      <w:hyperlink w:history="1" r:id="rIdqb_vhhoxr_5nmtzkcd-st">
         <w:r>
           <w:rPr>
             <w:color w:val="1D4ED8"/>
@@ -39220,7 +39220,7 @@
         </w:rPr>
         <w:t xml:space="preserve"> </w:t>
       </w:r>
-      <w:hyperlink w:history="1" r:id="rIdjjgeklrit_tag-wq4ir7w">
+      <w:hyperlink w:history="1" r:id="rIdf7hoqqfjie3h6d8ne6u2i">
         <w:r>
           <w:rPr>
             <w:color w:val="1D4ED8"/>
@@ -39281,7 +39281,7 @@
         </w:rPr>
         <w:t xml:space="preserve"> </w:t>
       </w:r>
-      <w:hyperlink w:history="1" r:id="rIdhqal9wpmso_ld2kpjr1tt">
+      <w:hyperlink w:history="1" r:id="rIdfmp_15e5lnlshe5ky18gz">
         <w:r>
           <w:rPr>
             <w:color w:val="1D4ED8"/>
@@ -39342,7 +39342,7 @@
         </w:rPr>
         <w:t xml:space="preserve"> </w:t>
       </w:r>
-      <w:hyperlink w:history="1" r:id="rIdrqhbnsdfapm9irspl4c1y">
+      <w:hyperlink w:history="1" r:id="rIdnkxxpbcm0c3lrlknjzv0o">
         <w:r>
           <w:rPr>
             <w:color w:val="1D4ED8"/>
@@ -39403,7 +39403,7 @@
         </w:rPr>
         <w:t xml:space="preserve"> </w:t>
       </w:r>
-      <w:hyperlink w:history="1" r:id="rId7p_mbnhqtkjv3znjftwcs">
+      <w:hyperlink w:history="1" r:id="rIdvepqfyj72rbmzjfea2hpw">
         <w:r>
           <w:rPr>
             <w:color w:val="1D4ED8"/>
@@ -39464,7 +39464,7 @@
         </w:rPr>
         <w:t xml:space="preserve"> </w:t>
       </w:r>
-      <w:hyperlink w:history="1" r:id="rIdhquu_0jsbbyjuu71oftut">
+      <w:hyperlink w:history="1" r:id="rId21cjw30o0npappnlg-wp4">
         <w:r>
           <w:rPr>
             <w:color w:val="1D4ED8"/>
@@ -39525,7 +39525,7 @@
         </w:rPr>
         <w:t xml:space="preserve"> </w:t>
       </w:r>
-      <w:hyperlink w:history="1" r:id="rIdujskjbn0jmx5y4fnjw1zp">
+      <w:hyperlink w:history="1" r:id="rId5f7tex91lt1t4qpevbxc8">
         <w:r>
           <w:rPr>
             <w:color w:val="1D4ED8"/>
@@ -39586,7 +39586,7 @@
         </w:rPr>
         <w:t xml:space="preserve"> </w:t>
       </w:r>
-      <w:hyperlink w:history="1" r:id="rIdqtq0gexmspil0e7m2r_hs">
+      <w:hyperlink w:history="1" r:id="rIdn1-p-3xwp2wynxjx5hmcg">
         <w:r>
           <w:rPr>
             <w:color w:val="1D4ED8"/>
@@ -39647,7 +39647,7 @@
         </w:rPr>
         <w:t xml:space="preserve"> </w:t>
       </w:r>
-      <w:hyperlink w:history="1" r:id="rIdvntzlzax_yr8rnlrrgkez">
+      <w:hyperlink w:history="1" r:id="rId7s8ysa0psai5vn5qoedkp">
         <w:r>
           <w:rPr>
             <w:color w:val="1D4ED8"/>
@@ -39708,7 +39708,7 @@
         </w:rPr>
         <w:t xml:space="preserve"> </w:t>
       </w:r>
-      <w:hyperlink w:history="1" r:id="rId9fwl6l8nmwq8k42uem7-r">
+      <w:hyperlink w:history="1" r:id="rIdtcuz_2feunsejrwhfleko">
         <w:r>
           <w:rPr>
             <w:color w:val="1D4ED8"/>
@@ -39769,7 +39769,7 @@
         </w:rPr>
         <w:t xml:space="preserve"> </w:t>
       </w:r>
-      <w:hyperlink w:history="1" r:id="rIdgrupyoyo9efl3o8gm_-us">
+      <w:hyperlink w:history="1" r:id="rIdhl30siif_bf8qmsan1upf">
         <w:r>
           <w:rPr>
             <w:color w:val="1D4ED8"/>
@@ -39830,7 +39830,7 @@
         </w:rPr>
         <w:t xml:space="preserve"> </w:t>
       </w:r>
-      <w:hyperlink w:history="1" r:id="rIdtpbusyqsx0ydpcavc6s1s">
+      <w:hyperlink w:history="1" r:id="rIdlxmonpkuuh2hdp-jvylg4">
         <w:r>
           <w:rPr>
             <w:color w:val="1D4ED8"/>
@@ -39891,7 +39891,7 @@
         </w:rPr>
         <w:t xml:space="preserve"> </w:t>
       </w:r>
-      <w:hyperlink w:history="1" r:id="rIdcreeymh_lc6uhi1upeqvg">
+      <w:hyperlink w:history="1" r:id="rIdd0gmdklc_lc1_cmt5wlrl">
         <w:r>
           <w:rPr>
             <w:color w:val="1D4ED8"/>
@@ -39963,7 +39963,7 @@
         </w:rPr>
         <w:t xml:space="preserve"> </w:t>
       </w:r>
-      <w:hyperlink w:history="1" r:id="rId5aadkfvnixvalmxywq7br">
+      <w:hyperlink w:history="1" r:id="rIdcs2sgfxj6io9cazy_psoy">
         <w:r>
           <w:rPr>
             <w:color w:val="1D4ED8"/>
@@ -40024,7 +40024,7 @@
         </w:rPr>
         <w:t xml:space="preserve"> </w:t>
       </w:r>
-      <w:hyperlink w:history="1" r:id="rIdwgwugx3jtoo_mqik1lafg">
+      <w:hyperlink w:history="1" r:id="rId5bkipy0s0lr3s9ax9aqle">
         <w:r>
           <w:rPr>
             <w:color w:val="1D4ED8"/>
@@ -40085,7 +40085,7 @@
         </w:rPr>
         <w:t xml:space="preserve"> </w:t>
       </w:r>
-      <w:hyperlink w:history="1" r:id="rIdbhtntochlq9ddciufg6tu">
+      <w:hyperlink w:history="1" r:id="rIdtelf2ad2c2pokm1kd04y9">
         <w:r>
           <w:rPr>
             <w:color w:val="1D4ED8"/>
@@ -40146,7 +40146,7 @@
         </w:rPr>
         <w:t xml:space="preserve"> </w:t>
       </w:r>
-      <w:hyperlink w:history="1" r:id="rIdkbrg6rba2kdqgu6bvpiky">
+      <w:hyperlink w:history="1" r:id="rId8v6xrdq5xz1fidf7ao0nx">
         <w:r>
           <w:rPr>
             <w:color w:val="1D4ED8"/>
@@ -40207,7 +40207,7 @@
         </w:rPr>
         <w:t xml:space="preserve"> </w:t>
       </w:r>
-      <w:hyperlink w:history="1" r:id="rIduhy2yk82e83uyhfsdun7j">
+      <w:hyperlink w:history="1" r:id="rId-vq-dmnxrggqvjx9cuxbq">
         <w:r>
           <w:rPr>
             <w:color w:val="1D4ED8"/>
@@ -40268,7 +40268,7 @@
         </w:rPr>
         <w:t xml:space="preserve"> </w:t>
       </w:r>
-      <w:hyperlink w:history="1" r:id="rIdibbgletchcmfhpboqlzcd">
+      <w:hyperlink w:history="1" r:id="rIdn4v5paktldq0nbcmncchq">
         <w:r>
           <w:rPr>
             <w:color w:val="1D4ED8"/>
@@ -40329,7 +40329,7 @@
         </w:rPr>
         <w:t xml:space="preserve"> </w:t>
       </w:r>
-      <w:hyperlink w:history="1" r:id="rIdd8a3bygpqqtpp8ov9t2os">
+      <w:hyperlink w:history="1" r:id="rIdkso9etm9jhihrdp0iilwf">
         <w:r>
           <w:rPr>
             <w:color w:val="1D4ED8"/>
@@ -40390,7 +40390,7 @@
         </w:rPr>
         <w:t xml:space="preserve"> </w:t>
       </w:r>
-      <w:hyperlink w:history="1" r:id="rIdfv_paqsdgcpq62mid9qvw">
+      <w:hyperlink w:history="1" r:id="rIdrvjwzguhsocj3fu4zlsu7">
         <w:r>
           <w:rPr>
             <w:color w:val="1D4ED8"/>
@@ -40451,7 +40451,7 @@
         </w:rPr>
         <w:t xml:space="preserve"> </w:t>
       </w:r>
-      <w:hyperlink w:history="1" r:id="rIdtsqpaeekppggxox_rufkc">
+      <w:hyperlink w:history="1" r:id="rIdlbz_rkcbvexmf-2pelbsv">
         <w:r>
           <w:rPr>
             <w:color w:val="1D4ED8"/>
@@ -40512,7 +40512,7 @@
         </w:rPr>
         <w:t xml:space="preserve"> </w:t>
       </w:r>
-      <w:hyperlink w:history="1" r:id="rIdfe2z8kt4x3e9funehiwpt">
+      <w:hyperlink w:history="1" r:id="rIddnhd7y_qhy_-pv5oe_cuh">
         <w:r>
           <w:rPr>
             <w:color w:val="1D4ED8"/>
@@ -40573,7 +40573,7 @@
         </w:rPr>
         <w:t xml:space="preserve"> </w:t>
       </w:r>
-      <w:hyperlink w:history="1" r:id="rIdr0m4nfiwqe4shmr2agcdv">
+      <w:hyperlink w:history="1" r:id="rId3bwozhwz2hp1m9-yeegia">
         <w:r>
           <w:rPr>
             <w:color w:val="1D4ED8"/>
@@ -40634,7 +40634,7 @@
         </w:rPr>
         <w:t xml:space="preserve"> </w:t>
       </w:r>
-      <w:hyperlink w:history="1" r:id="rIdxwiit9int3aixdugrd1_b">
+      <w:hyperlink w:history="1" r:id="rIdodl8epdululfzca5ysypb">
         <w:r>
           <w:rPr>
             <w:color w:val="1D4ED8"/>
@@ -40695,7 +40695,7 @@
         </w:rPr>
         <w:t xml:space="preserve"> </w:t>
       </w:r>
-      <w:hyperlink w:history="1" r:id="rId0b-ckpgpaoquk1xfchd5x">
+      <w:hyperlink w:history="1" r:id="rIdbv_p0erthde0b9nz-sdgk">
         <w:r>
           <w:rPr>
             <w:color w:val="1D4ED8"/>
@@ -40756,7 +40756,7 @@
         </w:rPr>
         <w:t xml:space="preserve"> </w:t>
       </w:r>
-      <w:hyperlink w:history="1" r:id="rId_wmyqeotg3aejukyiirzu">
+      <w:hyperlink w:history="1" r:id="rIdieipza_tw6d8g8tctjfbl">
         <w:r>
           <w:rPr>
             <w:color w:val="1D4ED8"/>
@@ -40817,7 +40817,7 @@
         </w:rPr>
         <w:t xml:space="preserve"> </w:t>
       </w:r>
-      <w:hyperlink w:history="1" r:id="rIdrrlsiunumdlzkn0lzyy7e">
+      <w:hyperlink w:history="1" r:id="rIdbv5pxfneuikgxi81jqfgo">
         <w:r>
           <w:rPr>
             <w:color w:val="1D4ED8"/>
@@ -40878,7 +40878,7 @@
         </w:rPr>
         <w:t xml:space="preserve"> </w:t>
       </w:r>
-      <w:hyperlink w:history="1" r:id="rIdkhk5593c8z5v_bj2s5sjl">
+      <w:hyperlink w:history="1" r:id="rIdfxuvhdikju9sifchew99j">
         <w:r>
           <w:rPr>
             <w:color w:val="1D4ED8"/>
@@ -40939,7 +40939,7 @@
         </w:rPr>
         <w:t xml:space="preserve"> </w:t>
       </w:r>
-      <w:hyperlink w:history="1" r:id="rIdxpfwhpxarwaorho4x6xtn">
+      <w:hyperlink w:history="1" r:id="rIdpyjhalcu51d4hequwg7d6">
         <w:r>
           <w:rPr>
             <w:color w:val="1D4ED8"/>
@@ -41000,7 +41000,7 @@
         </w:rPr>
         <w:t xml:space="preserve"> </w:t>
       </w:r>
-      <w:hyperlink w:history="1" r:id="rIdeffpsrcbdtybqpkkgi0kh">
+      <w:hyperlink w:history="1" r:id="rIdynjlez27_s8e3s2p7aonp">
         <w:r>
           <w:rPr>
             <w:color w:val="1D4ED8"/>
@@ -41061,7 +41061,7 @@
         </w:rPr>
         <w:t xml:space="preserve"> </w:t>
       </w:r>
-      <w:hyperlink w:history="1" r:id="rIdbmqf2v6w_b3eyytzscsv0">
+      <w:hyperlink w:history="1" r:id="rId3ywdyvrhisq6uogdchhkr">
         <w:r>
           <w:rPr>
             <w:color w:val="1D4ED8"/>
@@ -41122,7 +41122,7 @@
         </w:rPr>
         <w:t xml:space="preserve"> </w:t>
       </w:r>
-      <w:hyperlink w:history="1" r:id="rIdhamktpwwkwapnuca7lyd4">
+      <w:hyperlink w:history="1" r:id="rId0hszvcfvwfh7duly1ev8y">
         <w:r>
           <w:rPr>
             <w:color w:val="1D4ED8"/>
